--- a/papers/snt_ssrn_v32_EN.docx
+++ b/papers/snt_ssrn_v32_EN.docx
@@ -7,7 +7,7 @@
         <w:pStyle w:val="Heading1"/>
       </w:pPr>
       <w:r>
-        <w:t>Shadow Node Theory v2.6.0 (manuscript r32):</w:t>
+        <w:t>Shadow Node Theory v2.6.1 (manuscript r32):</w:t>
       </w:r>
     </w:p>
     <w:p>
@@ -54,7 +54,7 @@
       </w:r>
       <w:r>
         <w:rPr/>
-        <w:t>Pre-print, manuscript revision r32 (2026-09-27; supersedes the v30 posted 2026-06-28 and incorporates r31, an intermediate revision prepared the same day and not posted) — repository release v2.6.0 — not peer reviewed. Data and methodology available for review.</w:t>
+        <w:t>Pre-print, manuscript revision r32 (2026-09-27; supersedes the v30 posted 2026-06-28 and incorporates r31, an intermediate revision prepared the same day and not posted) — repository release v2.6.1 — not peer reviewed. Data and methodology available for review.</w:t>
       </w:r>
     </w:p>
     <w:p>
@@ -3297,7 +3297,7 @@
     <w:p>
       <w:r>
         <w:rPr/>
-        <w:t>Zainos Corona, E. (2026). Shadow Node Theory — Replication Package v2.5.0 (721-case real corpus + Coupled Collapse layer ACO-A). Zenodo. https://doi.org/10.5281/zenodo.19446521. Current repository (release v2.6.0, integral audit v32, discriminant test and reconstruction of Domain B, pre-registration of 2026-09-27 and its results): https://github.com/Inzainos/The-shadow-Node-Theory</w:t>
+        <w:t>Zainos Corona, E. (2026). Shadow Node Theory — Replication Package v2.5.0 (721-case real corpus + Coupled Collapse layer ACO-A). Zenodo. https://doi.org/10.5281/zenodo.19446521. Current repository (release v2.6.1, integral audit v32, discriminant test and reconstruction of Domain B, pre-registration of 2026-09-27 and its results): https://github.com/Inzainos/The-shadow-Node-Theory</w:t>
       </w:r>
     </w:p>
     <w:p>
@@ -3362,7 +3362,7 @@
         <w:rPr>
           <w:i/>
         </w:rPr>
-        <w:t>— Fractal Core Research — Pre-print, manuscript revision r32 (2026-09-27), repository release v2.6.0 — Tlaxcala, Mexico — 2026 —</w:t>
+        <w:t>— Fractal Core Research — Pre-print, manuscript revision r32 (2026-09-27), repository release v2.6.1 — Tlaxcala, Mexico — 2026 —</w:t>
       </w:r>
     </w:p>
     <w:sectPr>
